--- a/resources/marketplace/packages/test-writing/SKILL.md.docx
+++ b/resources/marketplace/packages/test-writing/SKILL.md.docx
@@ -22,7 +22,7 @@
         <w:pStyle w:val="Heading2"/>
         <w:rPr/>
       </w:pPr>
-      <w:bookmarkStart w:colFirst="0" w:colLast="0" w:name="_ebssh1besqmd" w:id="0"/>
+      <w:bookmarkStart w:colFirst="0" w:colLast="0" w:name="_7afsqfk3f7rk" w:id="0"/>
       <w:bookmarkEnd w:id="0"/>
       <w:r>
         <w:rPr>
@@ -36,7 +36,7 @@
         <w:pStyle w:val="Heading1"/>
         <w:rPr/>
       </w:pPr>
-      <w:bookmarkStart w:colFirst="0" w:colLast="0" w:name="_98rs43pwxpor" w:id="1"/>
+      <w:bookmarkStart w:colFirst="0" w:colLast="0" w:name="_v4dovoq5aodz" w:id="1"/>
       <w:bookmarkEnd w:id="1"/>
       <w:r>
         <w:rPr>
@@ -50,7 +50,7 @@
         <w:pStyle w:val="Heading2"/>
         <w:rPr/>
       </w:pPr>
-      <w:bookmarkStart w:colFirst="0" w:colLast="0" w:name="_nfsevkec7f8" w:id="2"/>
+      <w:bookmarkStart w:colFirst="0" w:colLast="0" w:name="_z728ly6qijuw" w:id="2"/>
       <w:bookmarkEnd w:id="2"/>
       <w:r>
         <w:rPr>
@@ -66,6 +66,7 @@
           <w:numId w:val="1"/>
         </w:numPr>
         <w:ind w:left="720" w:hanging="360"/>
+        <w:rPr/>
       </w:pPr>
       <w:r>
         <w:rPr>
@@ -81,6 +82,7 @@
           <w:numId w:val="1"/>
         </w:numPr>
         <w:ind w:left="720" w:hanging="360"/>
+        <w:rPr/>
       </w:pPr>
       <w:r>
         <w:rPr>
@@ -96,6 +98,7 @@
           <w:numId w:val="1"/>
         </w:numPr>
         <w:ind w:left="720" w:hanging="360"/>
+        <w:rPr/>
       </w:pPr>
       <w:r>
         <w:rPr>
@@ -111,6 +114,7 @@
           <w:numId w:val="1"/>
         </w:numPr>
         <w:ind w:left="720" w:hanging="360"/>
+        <w:rPr/>
       </w:pPr>
       <w:r>
         <w:rPr>
@@ -126,6 +130,7 @@
           <w:numId w:val="1"/>
         </w:numPr>
         <w:ind w:left="720" w:hanging="360"/>
+        <w:rPr/>
       </w:pPr>
       <w:r>
         <w:rPr>
@@ -141,6 +146,7 @@
           <w:numId w:val="1"/>
         </w:numPr>
         <w:ind w:left="720" w:hanging="360"/>
+        <w:rPr/>
       </w:pPr>
       <w:r>
         <w:rPr>
@@ -156,6 +162,7 @@
           <w:numId w:val="1"/>
         </w:numPr>
         <w:ind w:left="720" w:hanging="360"/>
+        <w:rPr/>
       </w:pPr>
       <w:r>
         <w:rPr>
